--- a/downloads/teacher/04 Units/Unit 07 - Capstone - Launch Career Readiness and FACS Shark Tank/Lesson 07.09 - The Elevator Pitch.docx
+++ b/downloads/teacher/04 Units/Unit 07 - Capstone - Launch Career Readiness and FACS Shark Tank/Lesson 07.09 - The Elevator Pitch.docx
@@ -254,23 +254,41 @@
       <w:r>
         <w:t xml:space="preserve">By the end of this lesson, students will be able to:</w:t>
       </w:r>
-      <w:r>
-        <w:t xml:space="preserve"> </w:t>
-      </w:r>
-      <w:r>
-        <w:t xml:space="preserve">1. (Low) Name the six parts of a 60-second pitch in order (hook, problem, solution, who it is for, the money, the ask) and state the approximate seconds each one gets.</w:t>
-      </w:r>
-      <w:r>
-        <w:t xml:space="preserve"> </w:t>
-      </w:r>
-      <w:r>
-        <w:t xml:space="preserve">2. (Mid) Critique a modeled pitch delivered by the teacher, identifying all six parts and naming two things that made it land and one that would kill it.</w:t>
-      </w:r>
-      <w:r>
-        <w:t xml:space="preserve"> </w:t>
-      </w:r>
-      <w:r>
-        <w:t xml:space="preserve">3. (High) Draft their team’s 60-second pitch with all six parts, time it twice, and revise it to fit 60 seconds without cutting the money or the ask.</w:t>
+    </w:p>
+    <w:p>
+      <w:pPr>
+        <w:numPr>
+          <w:ilvl w:val="0"/>
+          <w:numId w:val="1002"/>
+        </w:numPr>
+        <w:pStyle w:val="Compact"/>
+      </w:pPr>
+      <w:r>
+        <w:t xml:space="preserve">(Low) Name the six parts of a 60-second pitch in order (hook, problem, solution, who it is for, the money, the ask) and state the approximate seconds each one gets.</w:t>
+      </w:r>
+    </w:p>
+    <w:p>
+      <w:pPr>
+        <w:numPr>
+          <w:ilvl w:val="0"/>
+          <w:numId w:val="1002"/>
+        </w:numPr>
+        <w:pStyle w:val="Compact"/>
+      </w:pPr>
+      <w:r>
+        <w:t xml:space="preserve">(Mid) Critique a modeled pitch delivered by the teacher, identifying all six parts and naming two things that made it land and one that would kill it.</w:t>
+      </w:r>
+    </w:p>
+    <w:p>
+      <w:pPr>
+        <w:numPr>
+          <w:ilvl w:val="0"/>
+          <w:numId w:val="1002"/>
+        </w:numPr>
+        <w:pStyle w:val="Compact"/>
+      </w:pPr>
+      <w:r>
+        <w:t xml:space="preserve">(High) Draft their team’s 60-second pitch with all six parts, time it twice, and revise it to fit 60 seconds without cutting the money or the ask.</w:t>
       </w:r>
     </w:p>
     <w:p>
@@ -323,7 +341,7 @@
       <w:pPr>
         <w:numPr>
           <w:ilvl w:val="0"/>
-          <w:numId w:val="1002"/>
+          <w:numId w:val="1003"/>
         </w:numPr>
         <w:pStyle w:val="Compact"/>
       </w:pPr>
@@ -341,7 +359,7 @@
       <w:pPr>
         <w:numPr>
           <w:ilvl w:val="0"/>
-          <w:numId w:val="1002"/>
+          <w:numId w:val="1003"/>
         </w:numPr>
         <w:pStyle w:val="Compact"/>
       </w:pPr>
@@ -365,7 +383,7 @@
       <w:pPr>
         <w:numPr>
           <w:ilvl w:val="0"/>
-          <w:numId w:val="1002"/>
+          <w:numId w:val="1003"/>
         </w:numPr>
         <w:pStyle w:val="Compact"/>
       </w:pPr>
@@ -377,7 +395,7 @@
       <w:pPr>
         <w:numPr>
           <w:ilvl w:val="0"/>
-          <w:numId w:val="1002"/>
+          <w:numId w:val="1003"/>
         </w:numPr>
         <w:pStyle w:val="Compact"/>
       </w:pPr>
@@ -398,7 +416,7 @@
       <w:pPr>
         <w:numPr>
           <w:ilvl w:val="0"/>
-          <w:numId w:val="1002"/>
+          <w:numId w:val="1003"/>
         </w:numPr>
         <w:pStyle w:val="Compact"/>
       </w:pPr>
@@ -419,7 +437,7 @@
       <w:pPr>
         <w:numPr>
           <w:ilvl w:val="0"/>
-          <w:numId w:val="1002"/>
+          <w:numId w:val="1003"/>
         </w:numPr>
         <w:pStyle w:val="Compact"/>
       </w:pPr>
@@ -485,7 +503,7 @@
       <w:pPr>
         <w:numPr>
           <w:ilvl w:val="0"/>
-          <w:numId w:val="1002"/>
+          <w:numId w:val="1003"/>
         </w:numPr>
         <w:pStyle w:val="Compact"/>
       </w:pPr>
@@ -1007,29 +1025,53 @@
       <w:r>
         <w:t xml:space="preserve">Monitor understanding:</w:t>
       </w:r>
-      <w:r>
-        <w:t xml:space="preserve"> </w:t>
-      </w:r>
-      <w:r>
-        <w:t xml:space="preserve">- Name the six parts in order.</w:t>
-      </w:r>
-      <w:r>
-        <w:t xml:space="preserve"> </w:t>
-      </w:r>
-      <w:r>
-        <w:t xml:space="preserve">- How many seconds does the money get? What has to be in that sentence?</w:t>
-      </w:r>
-      <w:r>
-        <w:t xml:space="preserve"> </w:t>
-      </w:r>
-      <w:r>
-        <w:t xml:space="preserve">- Which part is your team’s weakest right now?</w:t>
-      </w:r>
-      <w:r>
-        <w:t xml:space="preserve"> </w:t>
-      </w:r>
-      <w:r>
-        <w:t xml:space="preserve">- Your ask is</w:t>
+    </w:p>
+    <w:p>
+      <w:pPr>
+        <w:numPr>
+          <w:ilvl w:val="0"/>
+          <w:numId w:val="1004"/>
+        </w:numPr>
+        <w:pStyle w:val="Compact"/>
+      </w:pPr>
+      <w:r>
+        <w:t xml:space="preserve">Name the six parts in order.</w:t>
+      </w:r>
+    </w:p>
+    <w:p>
+      <w:pPr>
+        <w:numPr>
+          <w:ilvl w:val="0"/>
+          <w:numId w:val="1004"/>
+        </w:numPr>
+        <w:pStyle w:val="Compact"/>
+      </w:pPr>
+      <w:r>
+        <w:t xml:space="preserve">How many seconds does the money get? What has to be in that sentence?</w:t>
+      </w:r>
+    </w:p>
+    <w:p>
+      <w:pPr>
+        <w:numPr>
+          <w:ilvl w:val="0"/>
+          <w:numId w:val="1004"/>
+        </w:numPr>
+        <w:pStyle w:val="Compact"/>
+      </w:pPr>
+      <w:r>
+        <w:t xml:space="preserve">Which part is your team’s weakest right now?</w:t>
+      </w:r>
+    </w:p>
+    <w:p>
+      <w:pPr>
+        <w:numPr>
+          <w:ilvl w:val="0"/>
+          <w:numId w:val="1004"/>
+        </w:numPr>
+        <w:pStyle w:val="Compact"/>
+      </w:pPr>
+      <w:r>
+        <w:t xml:space="preserve">Your ask is</w:t>
       </w:r>
       <w:r>
         <w:t xml:space="preserve"> </w:t>
@@ -1052,40 +1094,70 @@
     </w:p>
     <w:p>
       <w:pPr>
-        <w:pStyle w:val="BodyText"/>
+        <w:pStyle w:val="FirstParagraph"/>
       </w:pPr>
       <w:r>
         <w:t xml:space="preserve">Deepen learning:</w:t>
       </w:r>
-      <w:r>
-        <w:t xml:space="preserve"> </w:t>
-      </w:r>
-      <w:r>
-        <w:t xml:space="preserve">- Why does the hook come before the problem instead of after it?</w:t>
-      </w:r>
-      <w:r>
-        <w:t xml:space="preserve"> </w:t>
-      </w:r>
-      <w:r>
-        <w:t xml:space="preserve">- I read mine off a paper the whole time. Why did that hurt, when every word was still correct?</w:t>
-      </w:r>
-      <w:r>
-        <w:t xml:space="preserve"> </w:t>
-      </w:r>
-      <w:r>
-        <w:t xml:space="preserve">- Two teams have the same solution. What would make a judge pick one? (Steer to the money and the customer evidence.)</w:t>
-      </w:r>
-      <w:r>
-        <w:t xml:space="preserve"> </w:t>
-      </w:r>
-      <w:r>
-        <w:t xml:space="preserve">- Your pitch is 78 seconds. Which words are doing the least work?</w:t>
-      </w:r>
-      <w:r>
-        <w:t xml:space="preserve"> </w:t>
-      </w:r>
-      <w:r>
-        <w:t xml:space="preserve">- An investor hears 40 pitches in a day. What is the one thing they remember about yours?</w:t>
+    </w:p>
+    <w:p>
+      <w:pPr>
+        <w:numPr>
+          <w:ilvl w:val="0"/>
+          <w:numId w:val="1005"/>
+        </w:numPr>
+        <w:pStyle w:val="Compact"/>
+      </w:pPr>
+      <w:r>
+        <w:t xml:space="preserve">Why does the hook come before the problem instead of after it?</w:t>
+      </w:r>
+    </w:p>
+    <w:p>
+      <w:pPr>
+        <w:numPr>
+          <w:ilvl w:val="0"/>
+          <w:numId w:val="1005"/>
+        </w:numPr>
+        <w:pStyle w:val="Compact"/>
+      </w:pPr>
+      <w:r>
+        <w:t xml:space="preserve">I read mine off a paper the whole time. Why did that hurt, when every word was still correct?</w:t>
+      </w:r>
+    </w:p>
+    <w:p>
+      <w:pPr>
+        <w:numPr>
+          <w:ilvl w:val="0"/>
+          <w:numId w:val="1005"/>
+        </w:numPr>
+        <w:pStyle w:val="Compact"/>
+      </w:pPr>
+      <w:r>
+        <w:t xml:space="preserve">Two teams have the same solution. What would make a judge pick one? (Steer to the money and the customer evidence.)</w:t>
+      </w:r>
+    </w:p>
+    <w:p>
+      <w:pPr>
+        <w:numPr>
+          <w:ilvl w:val="0"/>
+          <w:numId w:val="1005"/>
+        </w:numPr>
+        <w:pStyle w:val="Compact"/>
+      </w:pPr>
+      <w:r>
+        <w:t xml:space="preserve">Your pitch is 78 seconds. Which words are doing the least work?</w:t>
+      </w:r>
+    </w:p>
+    <w:p>
+      <w:pPr>
+        <w:numPr>
+          <w:ilvl w:val="0"/>
+          <w:numId w:val="1005"/>
+        </w:numPr>
+        <w:pStyle w:val="Compact"/>
+      </w:pPr>
+      <w:r>
+        <w:t xml:space="preserve">An investor hears 40 pitches in a day. What is the one thing they remember about yours?</w:t>
       </w:r>
     </w:p>
     <w:p>
@@ -1174,7 +1246,7 @@
       <w:pPr>
         <w:numPr>
           <w:ilvl w:val="0"/>
-          <w:numId w:val="1003"/>
+          <w:numId w:val="1006"/>
         </w:numPr>
         <w:pStyle w:val="Compact"/>
       </w:pPr>
@@ -1332,7 +1404,7 @@
       <w:pPr>
         <w:numPr>
           <w:ilvl w:val="0"/>
-          <w:numId w:val="1003"/>
+          <w:numId w:val="1006"/>
         </w:numPr>
         <w:pStyle w:val="Compact"/>
       </w:pPr>
@@ -1344,7 +1416,7 @@
       <w:pPr>
         <w:numPr>
           <w:ilvl w:val="0"/>
-          <w:numId w:val="1003"/>
+          <w:numId w:val="1006"/>
         </w:numPr>
         <w:pStyle w:val="Compact"/>
       </w:pPr>
@@ -1356,7 +1428,7 @@
       <w:pPr>
         <w:numPr>
           <w:ilvl w:val="0"/>
-          <w:numId w:val="1003"/>
+          <w:numId w:val="1006"/>
         </w:numPr>
         <w:pStyle w:val="Compact"/>
       </w:pPr>
@@ -1368,7 +1440,7 @@
       <w:pPr>
         <w:numPr>
           <w:ilvl w:val="0"/>
-          <w:numId w:val="1003"/>
+          <w:numId w:val="1006"/>
         </w:numPr>
         <w:pStyle w:val="Compact"/>
       </w:pPr>
@@ -1380,7 +1452,7 @@
       <w:pPr>
         <w:numPr>
           <w:ilvl w:val="0"/>
-          <w:numId w:val="1003"/>
+          <w:numId w:val="1006"/>
         </w:numPr>
         <w:pStyle w:val="Compact"/>
       </w:pPr>
@@ -1705,7 +1777,7 @@
       <w:pPr>
         <w:numPr>
           <w:ilvl w:val="0"/>
-          <w:numId w:val="1004"/>
+          <w:numId w:val="1007"/>
         </w:numPr>
         <w:pStyle w:val="Compact"/>
       </w:pPr>
@@ -1717,7 +1789,7 @@
       <w:pPr>
         <w:numPr>
           <w:ilvl w:val="0"/>
-          <w:numId w:val="1004"/>
+          <w:numId w:val="1007"/>
         </w:numPr>
         <w:pStyle w:val="Compact"/>
       </w:pPr>
@@ -1729,7 +1801,7 @@
       <w:pPr>
         <w:numPr>
           <w:ilvl w:val="0"/>
-          <w:numId w:val="1004"/>
+          <w:numId w:val="1007"/>
         </w:numPr>
         <w:pStyle w:val="Compact"/>
       </w:pPr>
@@ -1762,7 +1834,7 @@
       <w:pPr>
         <w:numPr>
           <w:ilvl w:val="0"/>
-          <w:numId w:val="1004"/>
+          <w:numId w:val="1007"/>
         </w:numPr>
         <w:pStyle w:val="Compact"/>
       </w:pPr>
@@ -1774,7 +1846,7 @@
       <w:pPr>
         <w:numPr>
           <w:ilvl w:val="0"/>
-          <w:numId w:val="1004"/>
+          <w:numId w:val="1007"/>
         </w:numPr>
         <w:pStyle w:val="Compact"/>
       </w:pPr>
@@ -1858,7 +1930,7 @@
       <w:pPr>
         <w:numPr>
           <w:ilvl w:val="0"/>
-          <w:numId w:val="1004"/>
+          <w:numId w:val="1007"/>
         </w:numPr>
         <w:pStyle w:val="Compact"/>
       </w:pPr>
@@ -1880,7 +1952,7 @@
       <w:pPr>
         <w:numPr>
           <w:ilvl w:val="0"/>
-          <w:numId w:val="1005"/>
+          <w:numId w:val="1008"/>
         </w:numPr>
         <w:pStyle w:val="Compact"/>
       </w:pPr>
@@ -1892,7 +1964,7 @@
       <w:pPr>
         <w:numPr>
           <w:ilvl w:val="0"/>
-          <w:numId w:val="1005"/>
+          <w:numId w:val="1008"/>
         </w:numPr>
         <w:pStyle w:val="Compact"/>
       </w:pPr>
@@ -1922,7 +1994,7 @@
       <w:pPr>
         <w:numPr>
           <w:ilvl w:val="0"/>
-          <w:numId w:val="1005"/>
+          <w:numId w:val="1008"/>
         </w:numPr>
         <w:pStyle w:val="Compact"/>
       </w:pPr>
@@ -1934,7 +2006,7 @@
       <w:pPr>
         <w:numPr>
           <w:ilvl w:val="0"/>
-          <w:numId w:val="1005"/>
+          <w:numId w:val="1008"/>
         </w:numPr>
         <w:pStyle w:val="Compact"/>
       </w:pPr>
@@ -1946,7 +2018,7 @@
       <w:pPr>
         <w:numPr>
           <w:ilvl w:val="0"/>
-          <w:numId w:val="1005"/>
+          <w:numId w:val="1008"/>
         </w:numPr>
         <w:pStyle w:val="Compact"/>
       </w:pPr>
@@ -1970,7 +2042,7 @@
       <w:pPr>
         <w:numPr>
           <w:ilvl w:val="0"/>
-          <w:numId w:val="1005"/>
+          <w:numId w:val="1008"/>
         </w:numPr>
         <w:pStyle w:val="Compact"/>
       </w:pPr>
@@ -1982,7 +2054,7 @@
       <w:pPr>
         <w:numPr>
           <w:ilvl w:val="0"/>
-          <w:numId w:val="1005"/>
+          <w:numId w:val="1008"/>
         </w:numPr>
         <w:pStyle w:val="Compact"/>
       </w:pPr>
@@ -1997,7 +2069,7 @@
       <w:pPr>
         <w:numPr>
           <w:ilvl w:val="0"/>
-          <w:numId w:val="1005"/>
+          <w:numId w:val="1008"/>
         </w:numPr>
         <w:pStyle w:val="Compact"/>
       </w:pPr>
@@ -2290,6 +2362,118 @@
       </w:pPr>
     </w:lvl>
   </w:abstractNum>
+  <w:abstractNum w:abstractNumId="99411">
+    <w:nsid w:val="71315dca"/>
+    <w:multiLevelType w:val="multilevel"/>
+    <w:lvl w:ilvl="0">
+      <w:start w:val="1"/>
+      <w:numFmt w:val="decimal"/>
+      <w:lvlText w:val="%1."/>
+      <w:lvlJc w:val="left"/>
+      <w:pPr>
+        <w:tabs>
+          <w:tab w:val="num" w:pos="0"/>
+        </w:tabs>
+        <w:ind w:left="480" w:hanging="480"/>
+      </w:pPr>
+    </w:lvl>
+    <w:lvl w:ilvl="1">
+      <w:start w:val="1"/>
+      <w:numFmt w:val="decimal"/>
+      <w:lvlText w:val="%2."/>
+      <w:lvlJc w:val="left"/>
+      <w:pPr>
+        <w:tabs>
+          <w:tab w:val="num" w:pos="720"/>
+        </w:tabs>
+        <w:ind w:left="1200" w:hanging="480"/>
+      </w:pPr>
+    </w:lvl>
+    <w:lvl w:ilvl="2">
+      <w:start w:val="1"/>
+      <w:numFmt w:val="decimal"/>
+      <w:lvlText w:val="%3."/>
+      <w:lvlJc w:val="left"/>
+      <w:pPr>
+        <w:tabs>
+          <w:tab w:val="num" w:pos="1440"/>
+        </w:tabs>
+        <w:ind w:left="1920" w:hanging="480"/>
+      </w:pPr>
+    </w:lvl>
+    <w:lvl w:ilvl="3">
+      <w:start w:val="1"/>
+      <w:numFmt w:val="decimal"/>
+      <w:lvlText w:val="%4."/>
+      <w:lvlJc w:val="left"/>
+      <w:pPr>
+        <w:tabs>
+          <w:tab w:val="num" w:pos="2160"/>
+        </w:tabs>
+        <w:ind w:left="2640" w:hanging="480"/>
+      </w:pPr>
+    </w:lvl>
+    <w:lvl w:ilvl="4">
+      <w:start w:val="1"/>
+      <w:numFmt w:val="decimal"/>
+      <w:lvlText w:val="%5."/>
+      <w:lvlJc w:val="left"/>
+      <w:pPr>
+        <w:tabs>
+          <w:tab w:val="num" w:pos="2880"/>
+        </w:tabs>
+        <w:ind w:left="3360" w:hanging="480"/>
+      </w:pPr>
+    </w:lvl>
+    <w:lvl w:ilvl="5">
+      <w:start w:val="1"/>
+      <w:numFmt w:val="decimal"/>
+      <w:lvlText w:val="%6."/>
+      <w:lvlJc w:val="left"/>
+      <w:pPr>
+        <w:tabs>
+          <w:tab w:val="num" w:pos="3600"/>
+        </w:tabs>
+        <w:ind w:left="4080" w:hanging="480"/>
+      </w:pPr>
+    </w:lvl>
+    <w:lvl w:ilvl="6">
+      <w:start w:val="1"/>
+      <w:numFmt w:val="decimal"/>
+      <w:lvlText w:val="%7."/>
+      <w:lvlJc w:val="left"/>
+      <w:pPr>
+        <w:tabs>
+          <w:tab w:val="num" w:pos="4320"/>
+        </w:tabs>
+        <w:ind w:left="4800" w:hanging="480"/>
+      </w:pPr>
+    </w:lvl>
+    <w:lvl w:ilvl="7">
+      <w:start w:val="1"/>
+      <w:numFmt w:val="decimal"/>
+      <w:lvlText w:val="%8."/>
+      <w:lvlJc w:val="left"/>
+      <w:pPr>
+        <w:tabs>
+          <w:tab w:val="num" w:pos="5040"/>
+        </w:tabs>
+        <w:ind w:left="5520" w:hanging="480"/>
+      </w:pPr>
+    </w:lvl>
+    <w:lvl w:ilvl="8">
+      <w:start w:val="1"/>
+      <w:numFmt w:val="decimal"/>
+      <w:lvlText w:val="%9."/>
+      <w:lvlJc w:val="left"/>
+      <w:pPr>
+        <w:tabs>
+          <w:tab w:val="num" w:pos="5760"/>
+        </w:tabs>
+        <w:ind w:left="6240" w:hanging="480"/>
+      </w:pPr>
+    </w:lvl>
+  </w:abstractNum>
   <w:num w:numId="1000">
     <w:abstractNumId w:val="990"/>
   </w:num>
@@ -2297,7 +2481,34 @@
     <w:abstractNumId w:val="991"/>
   </w:num>
   <w:num w:numId="1002">
-    <w:abstractNumId w:val="991"/>
+    <w:abstractNumId w:val="99411"/>
+    <w:lvlOverride w:ilvl="0">
+      <w:startOverride w:val="1"/>
+    </w:lvlOverride>
+    <w:lvlOverride w:ilvl="1">
+      <w:startOverride w:val="1"/>
+    </w:lvlOverride>
+    <w:lvlOverride w:ilvl="2">
+      <w:startOverride w:val="1"/>
+    </w:lvlOverride>
+    <w:lvlOverride w:ilvl="3">
+      <w:startOverride w:val="1"/>
+    </w:lvlOverride>
+    <w:lvlOverride w:ilvl="4">
+      <w:startOverride w:val="1"/>
+    </w:lvlOverride>
+    <w:lvlOverride w:ilvl="5">
+      <w:startOverride w:val="1"/>
+    </w:lvlOverride>
+    <w:lvlOverride w:ilvl="6">
+      <w:startOverride w:val="1"/>
+    </w:lvlOverride>
+    <w:lvlOverride w:ilvl="7">
+      <w:startOverride w:val="1"/>
+    </w:lvlOverride>
+    <w:lvlOverride w:ilvl="8">
+      <w:startOverride w:val="1"/>
+    </w:lvlOverride>
   </w:num>
   <w:num w:numId="1003">
     <w:abstractNumId w:val="991"/>
@@ -2306,6 +2517,15 @@
     <w:abstractNumId w:val="991"/>
   </w:num>
   <w:num w:numId="1005">
+    <w:abstractNumId w:val="991"/>
+  </w:num>
+  <w:num w:numId="1006">
+    <w:abstractNumId w:val="991"/>
+  </w:num>
+  <w:num w:numId="1007">
+    <w:abstractNumId w:val="991"/>
+  </w:num>
+  <w:num w:numId="1008">
     <w:abstractNumId w:val="991"/>
   </w:num>
 </w:numbering>

--- a/downloads/teacher/04 Units/Unit 07 - Capstone - Launch Career Readiness and FACS Shark Tank/Lesson 07.09 - The Elevator Pitch.docx
+++ b/downloads/teacher/04 Units/Unit 07 - Capstone - Launch Career Readiness and FACS Shark Tank/Lesson 07.09 - The Elevator Pitch.docx
@@ -422,15 +422,6 @@
       </w:pPr>
       <w:r>
         <w:t xml:space="preserve">One prop for the teacher’s model pitch. Any physical object.</w:t>
-      </w:r>
-      <w:r>
-        <w:t xml:space="preserve"> </w:t>
-      </w:r>
-      <w:r>
-        <w:rPr>
-          <w:rStyle w:val="TeacherNote"/>
-        </w:rPr>
-        <w:t xml:space="preserve">[Sal: pitch something from your own life. A real one works better than a made-up one: ClassroomStreet, a hotel food and beverage change you made, or the tote bag from Lesson 7.8. Students can tell when you believe it, and that is half of what they are supposed to be learning.]</w:t>
       </w:r>
     </w:p>
     <w:p>
@@ -1820,15 +1811,6 @@
       <w:r>
         <w:t xml:space="preserve">.</w:t>
       </w:r>
-      <w:r>
-        <w:t xml:space="preserve"> </w:t>
-      </w:r>
-      <w:r>
-        <w:rPr>
-          <w:rStyle w:val="TeacherNote"/>
-        </w:rPr>
-        <w:t xml:space="preserve">[Sal: confirm against the NYSED PDFs.]</w:t>
-      </w:r>
     </w:p>
     <w:p>
       <w:pPr>
@@ -1851,7 +1833,7 @@
         <w:pStyle w:val="Compact"/>
       </w:pPr>
       <w:r>
-        <w:t xml:space="preserve">Sal’s own materials: his Brentwood business packets</w:t>
+        <w:t xml:space="preserve">My own materials: my business packets</w:t>
       </w:r>
       <w:r>
         <w:t xml:space="preserve"> </w:t>
@@ -1935,7 +1917,7 @@
         <w:pStyle w:val="Compact"/>
       </w:pPr>
       <w:r>
-        <w:t xml:space="preserve">Sal’s own background: he has pitched in business development at Oracle and designed and built ClassroomStreet.com himself. The model pitch in Step 1 should be one of his own.</w:t>
+        <w:t xml:space="preserve">My own background: I have pitched in business development and I designed and built ClassroomStreet.com myself. The model pitch in the hook and Step 2 should be one of my own.</w:t>
       </w:r>
     </w:p>
     <w:p>
@@ -2048,21 +2030,6 @@
       </w:pPr>
       <w:r>
         <w:t xml:space="preserve">The ask is where middle schoolers are weakest, because nobody has ever taught them to ask for something specific. Give the class three real examples of an ask the school could actually say yes to: a table at the spring event, twenty dollars of supplies from the FACS budget, permission to run it for one week, a pre-order list of ten names.</w:t>
-      </w:r>
-    </w:p>
-    <w:p>
-      <w:pPr>
-        <w:numPr>
-          <w:ilvl w:val="0"/>
-          <w:numId w:val="1008"/>
-        </w:numPr>
-        <w:pStyle w:val="Compact"/>
-      </w:pPr>
-      <w:r>
-        <w:rPr>
-          <w:rStyle w:val="TeacherNote"/>
-        </w:rPr>
-        <w:t xml:space="preserve">[Sal: pitch ClassroomStreet in Step 1 if you are comfortable. You built it, your students used it, and it solves a real problem. Students hearing their teacher pitch something he made himself is the whole argument of this unit in sixty seconds.]</w:t>
       </w:r>
     </w:p>
     <w:p>
